--- a/packages/knowledge-seed/deliverable-shells/team-proposal-v1.docx
+++ b/packages/knowledge-seed/deliverable-shells/team-proposal-v1.docx
@@ -103,7 +103,7 @@
         <w:spacing w:after="80"/>
       </w:pPr>
       <w:r>
-        <w:t xml:space="preserve">The proposed team and shape below reflect the latest estimation scenario for this engagement. Totals are pulled from the approved scenario; per-role detail is taken from the role-mix proposal.</w:t>
+        <w:t xml:space="preserve">{{section_team_proposal_overview}}</w:t>
       </w:r>
     </w:p>
     <w:tbl>
